--- a/0_Documents/Offene Todos Projekt.docx
+++ b/0_Documents/Offene Todos Projekt.docx
@@ -170,26 +170,6 @@
           <w:szCs w:val="24"/>
         </w:rPr>
         <w:t xml:space="preserve"> (UI-Placeholder)</w:t>
-      </w:r>
-    </w:p>
-    <w:p>
-      <w:pPr>
-        <w:pStyle w:val="Listenabsatz"/>
-        <w:numPr>
-          <w:ilvl w:val="0"/>
-          <w:numId w:val="1"/>
-        </w:numPr>
-        <w:rPr>
-          <w:sz w:val="24"/>
-          <w:szCs w:val="24"/>
-        </w:rPr>
-      </w:pPr>
-      <w:r>
-        <w:rPr>
-          <w:sz w:val="24"/>
-          <w:szCs w:val="24"/>
-        </w:rPr>
-        <w:t>Technische Dokumentation</w:t>
       </w:r>
     </w:p>
     <w:p>

--- a/0_Documents/Offene Todos Projekt.docx
+++ b/0_Documents/Offene Todos Projekt.docx
@@ -53,7 +53,14 @@
           <w:sz w:val="24"/>
           <w:szCs w:val="24"/>
         </w:rPr>
-        <w:t>Kostenplan erstellen</w:t>
+        <w:t>Kostenplan dem Projekthandbuch beilegen</w:t>
+      </w:r>
+      <w:r>
+        <w:rPr>
+          <w:sz w:val="24"/>
+          <w:szCs w:val="24"/>
+        </w:rPr>
+        <w:t xml:space="preserve"> (Teil vom AWL-Dokumentation)</w:t>
       </w:r>
     </w:p>
     <w:p>
@@ -73,26 +80,6 @@
           <w:sz w:val="24"/>
           <w:szCs w:val="24"/>
         </w:rPr>
-        <w:t>Kostenplan dem Projekthandbuch beilegen</w:t>
-      </w:r>
-    </w:p>
-    <w:p>
-      <w:pPr>
-        <w:pStyle w:val="Listenabsatz"/>
-        <w:numPr>
-          <w:ilvl w:val="0"/>
-          <w:numId w:val="1"/>
-        </w:numPr>
-        <w:rPr>
-          <w:sz w:val="24"/>
-          <w:szCs w:val="24"/>
-        </w:rPr>
-      </w:pPr>
-      <w:r>
-        <w:rPr>
-          <w:sz w:val="24"/>
-          <w:szCs w:val="24"/>
-        </w:rPr>
         <w:t>ER-Diagram</w:t>
       </w:r>
       <w:r>
@@ -114,7 +101,21 @@
           <w:sz w:val="24"/>
           <w:szCs w:val="24"/>
         </w:rPr>
-        <w:t xml:space="preserve"> beilegen. (Müsste irgendwo im Schrank sein. Sonst einfach neu ausdrucken </w:t>
+        <w:t xml:space="preserve"> </w:t>
+      </w:r>
+      <w:r>
+        <w:rPr>
+          <w:sz w:val="24"/>
+          <w:szCs w:val="24"/>
+        </w:rPr>
+        <w:t xml:space="preserve">und technischer Doku </w:t>
+      </w:r>
+      <w:r>
+        <w:rPr>
+          <w:sz w:val="24"/>
+          <w:szCs w:val="24"/>
+        </w:rPr>
+        <w:t xml:space="preserve">beilegen. (Müsste irgendwo im Schrank sein. Sonst einfach neu ausdrucken </w:t>
       </w:r>
       <w:r>
         <w:rPr>
@@ -129,155 +130,6 @@
           <w:szCs w:val="24"/>
         </w:rPr>
         <w:t>- A3)</w:t>
-      </w:r>
-    </w:p>
-    <w:p>
-      <w:pPr>
-        <w:pStyle w:val="Listenabsatz"/>
-        <w:numPr>
-          <w:ilvl w:val="0"/>
-          <w:numId w:val="1"/>
-        </w:numPr>
-        <w:rPr>
-          <w:sz w:val="24"/>
-          <w:szCs w:val="24"/>
-        </w:rPr>
-      </w:pPr>
-      <w:r>
-        <w:rPr>
-          <w:sz w:val="24"/>
-          <w:szCs w:val="24"/>
-        </w:rPr>
-        <w:t>Benutzer erklären welche Pa</w:t>
-      </w:r>
-      <w:r>
-        <w:rPr>
-          <w:sz w:val="24"/>
-          <w:szCs w:val="24"/>
-        </w:rPr>
-        <w:t>s</w:t>
-      </w:r>
-      <w:r>
-        <w:rPr>
-          <w:sz w:val="24"/>
-          <w:szCs w:val="24"/>
-        </w:rPr>
-        <w:t>swortanforderungen es gibt.</w:t>
-      </w:r>
-      <w:r>
-        <w:rPr>
-          <w:sz w:val="24"/>
-          <w:szCs w:val="24"/>
-        </w:rPr>
-        <w:t xml:space="preserve"> (UI-Placeholder)</w:t>
-      </w:r>
-    </w:p>
-    <w:p>
-      <w:pPr>
-        <w:pStyle w:val="Listenabsatz"/>
-        <w:numPr>
-          <w:ilvl w:val="0"/>
-          <w:numId w:val="1"/>
-        </w:numPr>
-        <w:rPr>
-          <w:sz w:val="24"/>
-          <w:szCs w:val="24"/>
-        </w:rPr>
-      </w:pPr>
-      <w:r>
-        <w:rPr>
-          <w:sz w:val="24"/>
-          <w:szCs w:val="24"/>
-        </w:rPr>
-        <w:t xml:space="preserve">Absicherung bei Registrierung -&gt; </w:t>
-      </w:r>
-      <w:r>
-        <w:rPr>
-          <w:sz w:val="24"/>
-          <w:szCs w:val="24"/>
-        </w:rPr>
-        <w:t>EMail</w:t>
-      </w:r>
-      <w:r>
-        <w:rPr>
-          <w:sz w:val="24"/>
-          <w:szCs w:val="24"/>
-        </w:rPr>
-        <w:t>-V</w:t>
-      </w:r>
-      <w:r>
-        <w:rPr>
-          <w:sz w:val="24"/>
-          <w:szCs w:val="24"/>
-        </w:rPr>
-        <w:t>erifizierung.</w:t>
-      </w:r>
-    </w:p>
-    <w:p>
-      <w:pPr>
-        <w:pStyle w:val="Listenabsatz"/>
-        <w:numPr>
-          <w:ilvl w:val="0"/>
-          <w:numId w:val="1"/>
-        </w:numPr>
-        <w:rPr>
-          <w:sz w:val="24"/>
-          <w:szCs w:val="24"/>
-        </w:rPr>
-      </w:pPr>
-      <w:r>
-        <w:rPr>
-          <w:sz w:val="24"/>
-          <w:szCs w:val="24"/>
-        </w:rPr>
-        <w:t>SMTP oder anderes Email-Postfach einrichten</w:t>
-      </w:r>
-      <w:r>
-        <w:rPr>
-          <w:sz w:val="24"/>
-          <w:szCs w:val="24"/>
-        </w:rPr>
-        <w:t>.</w:t>
-      </w:r>
-    </w:p>
-    <w:p>
-      <w:pPr>
-        <w:pStyle w:val="Listenabsatz"/>
-        <w:numPr>
-          <w:ilvl w:val="0"/>
-          <w:numId w:val="1"/>
-        </w:numPr>
-        <w:rPr>
-          <w:sz w:val="24"/>
-          <w:szCs w:val="24"/>
-        </w:rPr>
-      </w:pPr>
-      <w:r>
-        <w:rPr>
-          <w:sz w:val="24"/>
-          <w:szCs w:val="24"/>
-        </w:rPr>
-        <w:t>Passwort vergessen aktivieren.</w:t>
-      </w:r>
-    </w:p>
-    <w:p>
-      <w:pPr>
-        <w:pStyle w:val="Listenabsatz"/>
-        <w:numPr>
-          <w:ilvl w:val="0"/>
-          <w:numId w:val="1"/>
-        </w:numPr>
-        <w:rPr>
-          <w:sz w:val="24"/>
-          <w:szCs w:val="24"/>
-        </w:rPr>
-      </w:pPr>
-      <w:r>
-        <w:rPr>
-          <w:sz w:val="24"/>
-          <w:szCs w:val="24"/>
-        </w:rPr>
-        <w:t>Music-Provider lauter drehen.</w:t>
       </w:r>
     </w:p>
     <w:p>
